--- a/project2/Project2 Database draft.docx
+++ b/project2/Project2 Database draft.docx
@@ -14,7 +14,7 @@
           <w:noProof/>
         </w:rPr>
         <w:drawing>
-          <wp:inline distT="0" distB="0" distL="0" distR="0" wp14:anchorId="71E5561C" wp14:editId="7BF1EB09">
+          <wp:inline distT="0" distB="0" distL="0" distR="0" wp14:anchorId="71E5561C" wp14:editId="6D5AE55C">
             <wp:extent cx="5943600" cy="1216660"/>
             <wp:effectExtent l="0" t="0" r="0" b="2540"/>
             <wp:docPr id="1415746872" name="Picture 1" descr="A close-up of a message&#10;&#10;Description automatically generated"/>
@@ -119,7 +119,7 @@
           <w:noProof/>
         </w:rPr>
         <w:drawing>
-          <wp:inline distT="0" distB="0" distL="0" distR="0" wp14:anchorId="59791C84" wp14:editId="7072B761">
+          <wp:inline distT="0" distB="0" distL="0" distR="0" wp14:anchorId="59791C84" wp14:editId="1C907811">
             <wp:extent cx="5943600" cy="833120"/>
             <wp:effectExtent l="0" t="0" r="0" b="5080"/>
             <wp:docPr id="1267379882" name="Picture 3" descr="A close-up of a text box&#10;&#10;Description automatically generated"/>
@@ -161,6 +161,918 @@
         </w:drawing>
       </w:r>
     </w:p>
+    <w:p>
+      <w:r>
+        <w:rPr>
+          <w:b/>
+          <w:bCs/>
+        </w:rPr>
+        <w:t>I’m going to use React as my front-end, but it is not compatible with the Jinja template; and Flask will only handle the API, therefore, the Jinja templates won’t be included.</w:t>
+      </w:r>
+    </w:p>
+    <w:p>
+      <w:pPr>
+        <w:rPr>
+          <w:i/>
+          <w:iCs/>
+        </w:rPr>
+      </w:pPr>
+    </w:p>
+    <w:p>
+      <w:pPr>
+        <w:rPr>
+          <w:i/>
+          <w:iCs/>
+        </w:rPr>
+      </w:pPr>
+      <w:r>
+        <w:rPr>
+          <w:i/>
+          <w:iCs/>
+        </w:rPr>
+        <w:t>THE app.py code:</w:t>
+      </w:r>
+    </w:p>
+    <w:p>
+      <w:r>
+        <w:rPr>
+          <w:i/>
+          <w:iCs/>
+        </w:rPr>
+        <w:t xml:space="preserve">from </w:t>
+      </w:r>
+      <w:r>
+        <w:t xml:space="preserve">flask </w:t>
+      </w:r>
+      <w:r>
+        <w:rPr>
+          <w:i/>
+          <w:iCs/>
+        </w:rPr>
+        <w:t xml:space="preserve">import </w:t>
+      </w:r>
+      <w:r>
+        <w:t xml:space="preserve">Flask, </w:t>
+      </w:r>
+      <w:proofErr w:type="spellStart"/>
+      <w:r>
+        <w:t>jsonify</w:t>
+      </w:r>
+      <w:proofErr w:type="spellEnd"/>
+      <w:r>
+        <w:br/>
+      </w:r>
+      <w:r>
+        <w:rPr>
+          <w:i/>
+          <w:iCs/>
+        </w:rPr>
+        <w:t xml:space="preserve">from </w:t>
+      </w:r>
+      <w:proofErr w:type="spellStart"/>
+      <w:r>
+        <w:t>flask_cors</w:t>
+      </w:r>
+      <w:proofErr w:type="spellEnd"/>
+      <w:r>
+        <w:t xml:space="preserve"> </w:t>
+      </w:r>
+      <w:r>
+        <w:rPr>
+          <w:i/>
+          <w:iCs/>
+        </w:rPr>
+        <w:t xml:space="preserve">import </w:t>
+      </w:r>
+      <w:r>
+        <w:t>CORS</w:t>
+      </w:r>
+      <w:r>
+        <w:br/>
+      </w:r>
+      <w:r>
+        <w:rPr>
+          <w:i/>
+          <w:iCs/>
+        </w:rPr>
+        <w:t xml:space="preserve">from </w:t>
+      </w:r>
+      <w:proofErr w:type="spellStart"/>
+      <w:r>
+        <w:t>flask_sqlalchemy</w:t>
+      </w:r>
+      <w:proofErr w:type="spellEnd"/>
+      <w:r>
+        <w:t xml:space="preserve"> </w:t>
+      </w:r>
+      <w:r>
+        <w:rPr>
+          <w:i/>
+          <w:iCs/>
+        </w:rPr>
+        <w:t xml:space="preserve">import </w:t>
+      </w:r>
+      <w:proofErr w:type="spellStart"/>
+      <w:r>
+        <w:t>SQLAlchemy</w:t>
+      </w:r>
+      <w:proofErr w:type="spellEnd"/>
+      <w:r>
+        <w:br/>
+      </w:r>
+      <w:r>
+        <w:br/>
+        <w:t>app = Flask(__name__)</w:t>
+      </w:r>
+      <w:r>
+        <w:br/>
+        <w:t>CORS(app)</w:t>
+      </w:r>
+      <w:r>
+        <w:br/>
+      </w:r>
+      <w:proofErr w:type="spellStart"/>
+      <w:r>
+        <w:t>app.config</w:t>
+      </w:r>
+      <w:proofErr w:type="spellEnd"/>
+      <w:r>
+        <w:t>['SQLALCHEMY_DATABASE_URI'] = '</w:t>
+      </w:r>
+      <w:proofErr w:type="spellStart"/>
+      <w:r>
+        <w:t>postgresql</w:t>
+      </w:r>
+      <w:proofErr w:type="spellEnd"/>
+      <w:r>
+        <w:t>://sutommy:9750@localhost:5432/</w:t>
+      </w:r>
+      <w:proofErr w:type="spellStart"/>
+      <w:r>
+        <w:t>desserts_db</w:t>
+      </w:r>
+      <w:proofErr w:type="spellEnd"/>
+      <w:r>
+        <w:t>'</w:t>
+      </w:r>
+      <w:r>
+        <w:br/>
+      </w:r>
+      <w:proofErr w:type="spellStart"/>
+      <w:r>
+        <w:lastRenderedPageBreak/>
+        <w:t>app.config</w:t>
+      </w:r>
+      <w:proofErr w:type="spellEnd"/>
+      <w:r>
+        <w:t xml:space="preserve">['SQLALCHEMY_TRACK_MODIFICATIONS'] = </w:t>
+      </w:r>
+      <w:r>
+        <w:rPr>
+          <w:i/>
+          <w:iCs/>
+        </w:rPr>
+        <w:t>False</w:t>
+      </w:r>
+      <w:r>
+        <w:rPr>
+          <w:i/>
+          <w:iCs/>
+        </w:rPr>
+        <w:br/>
+      </w:r>
+      <w:proofErr w:type="spellStart"/>
+      <w:r>
+        <w:t>db</w:t>
+      </w:r>
+      <w:proofErr w:type="spellEnd"/>
+      <w:r>
+        <w:t xml:space="preserve"> = </w:t>
+      </w:r>
+      <w:proofErr w:type="spellStart"/>
+      <w:r>
+        <w:t>SQLAlchemy</w:t>
+      </w:r>
+      <w:proofErr w:type="spellEnd"/>
+      <w:r>
+        <w:t>(app)</w:t>
+      </w:r>
+      <w:r>
+        <w:br/>
+      </w:r>
+      <w:r>
+        <w:br/>
+      </w:r>
+      <w:r>
+        <w:rPr>
+          <w:i/>
+          <w:iCs/>
+        </w:rPr>
+        <w:t xml:space="preserve">class </w:t>
+      </w:r>
+      <w:r>
+        <w:t>Product(</w:t>
+      </w:r>
+      <w:proofErr w:type="spellStart"/>
+      <w:r>
+        <w:t>db.Model</w:t>
+      </w:r>
+      <w:proofErr w:type="spellEnd"/>
+      <w:r>
+        <w:t>):</w:t>
+      </w:r>
+      <w:r>
+        <w:br/>
+        <w:t xml:space="preserve">    __</w:t>
+      </w:r>
+      <w:proofErr w:type="spellStart"/>
+      <w:r>
+        <w:t>tablename</w:t>
+      </w:r>
+      <w:proofErr w:type="spellEnd"/>
+      <w:r>
+        <w:t>__ = 'products'</w:t>
+      </w:r>
+      <w:r>
+        <w:br/>
+      </w:r>
+      <w:r>
+        <w:br/>
+        <w:t xml:space="preserve">    id = </w:t>
+      </w:r>
+      <w:proofErr w:type="spellStart"/>
+      <w:r>
+        <w:t>db.Column</w:t>
+      </w:r>
+      <w:proofErr w:type="spellEnd"/>
+      <w:r>
+        <w:t>(</w:t>
+      </w:r>
+      <w:proofErr w:type="spellStart"/>
+      <w:r>
+        <w:t>db.Integer</w:t>
+      </w:r>
+      <w:proofErr w:type="spellEnd"/>
+      <w:r>
+        <w:t xml:space="preserve">, </w:t>
+      </w:r>
+      <w:proofErr w:type="spellStart"/>
+      <w:r>
+        <w:t>primary_key</w:t>
+      </w:r>
+      <w:proofErr w:type="spellEnd"/>
+      <w:r>
+        <w:t>=</w:t>
+      </w:r>
+      <w:r>
+        <w:rPr>
+          <w:i/>
+          <w:iCs/>
+        </w:rPr>
+        <w:t>True</w:t>
+      </w:r>
+      <w:r>
+        <w:t>)</w:t>
+      </w:r>
+      <w:r>
+        <w:br/>
+        <w:t xml:space="preserve">    name = </w:t>
+      </w:r>
+      <w:proofErr w:type="spellStart"/>
+      <w:r>
+        <w:t>db.Column</w:t>
+      </w:r>
+      <w:proofErr w:type="spellEnd"/>
+      <w:r>
+        <w:t>(</w:t>
+      </w:r>
+      <w:proofErr w:type="spellStart"/>
+      <w:r>
+        <w:t>db.Text</w:t>
+      </w:r>
+      <w:proofErr w:type="spellEnd"/>
+      <w:r>
+        <w:t>, nullable=</w:t>
+      </w:r>
+      <w:r>
+        <w:rPr>
+          <w:i/>
+          <w:iCs/>
+        </w:rPr>
+        <w:t>False</w:t>
+      </w:r>
+      <w:r>
+        <w:t>)</w:t>
+      </w:r>
+      <w:r>
+        <w:br/>
+        <w:t xml:space="preserve">    description = </w:t>
+      </w:r>
+      <w:proofErr w:type="spellStart"/>
+      <w:r>
+        <w:t>db.Column</w:t>
+      </w:r>
+      <w:proofErr w:type="spellEnd"/>
+      <w:r>
+        <w:t>(</w:t>
+      </w:r>
+      <w:proofErr w:type="spellStart"/>
+      <w:r>
+        <w:t>db.Text</w:t>
+      </w:r>
+      <w:proofErr w:type="spellEnd"/>
+      <w:r>
+        <w:t>)</w:t>
+      </w:r>
+      <w:r>
+        <w:br/>
+        <w:t xml:space="preserve">    price = </w:t>
+      </w:r>
+      <w:proofErr w:type="spellStart"/>
+      <w:r>
+        <w:t>db.Column</w:t>
+      </w:r>
+      <w:proofErr w:type="spellEnd"/>
+      <w:r>
+        <w:t>(</w:t>
+      </w:r>
+      <w:proofErr w:type="spellStart"/>
+      <w:r>
+        <w:t>db.Numeric</w:t>
+      </w:r>
+      <w:proofErr w:type="spellEnd"/>
+      <w:r>
+        <w:t>(10, 2), nullable=</w:t>
+      </w:r>
+      <w:r>
+        <w:rPr>
+          <w:i/>
+          <w:iCs/>
+        </w:rPr>
+        <w:t>False</w:t>
+      </w:r>
+      <w:r>
+        <w:t>)</w:t>
+      </w:r>
+      <w:r>
+        <w:br/>
+        <w:t xml:space="preserve">    </w:t>
+      </w:r>
+      <w:proofErr w:type="spellStart"/>
+      <w:r>
+        <w:t>image_url</w:t>
+      </w:r>
+      <w:proofErr w:type="spellEnd"/>
+      <w:r>
+        <w:t xml:space="preserve"> = </w:t>
+      </w:r>
+      <w:proofErr w:type="spellStart"/>
+      <w:r>
+        <w:t>db.Column</w:t>
+      </w:r>
+      <w:proofErr w:type="spellEnd"/>
+      <w:r>
+        <w:t>(</w:t>
+      </w:r>
+      <w:proofErr w:type="spellStart"/>
+      <w:r>
+        <w:t>db.Text</w:t>
+      </w:r>
+      <w:proofErr w:type="spellEnd"/>
+      <w:r>
+        <w:t>)</w:t>
+      </w:r>
+      <w:r>
+        <w:br/>
+        <w:t xml:space="preserve">    </w:t>
+      </w:r>
+      <w:proofErr w:type="spellStart"/>
+      <w:r>
+        <w:t>is_popular</w:t>
+      </w:r>
+      <w:proofErr w:type="spellEnd"/>
+      <w:r>
+        <w:t xml:space="preserve"> = </w:t>
+      </w:r>
+      <w:proofErr w:type="spellStart"/>
+      <w:r>
+        <w:t>db.Column</w:t>
+      </w:r>
+      <w:proofErr w:type="spellEnd"/>
+      <w:r>
+        <w:t>(</w:t>
+      </w:r>
+      <w:proofErr w:type="spellStart"/>
+      <w:r>
+        <w:t>db.Boolean</w:t>
+      </w:r>
+      <w:proofErr w:type="spellEnd"/>
+      <w:r>
+        <w:t>, default=</w:t>
+      </w:r>
+      <w:r>
+        <w:rPr>
+          <w:i/>
+          <w:iCs/>
+        </w:rPr>
+        <w:t>False</w:t>
+      </w:r>
+      <w:r>
+        <w:t>)</w:t>
+      </w:r>
+      <w:r>
+        <w:br/>
+      </w:r>
+      <w:r>
+        <w:br/>
+        <w:t>@app.route('/api/greeting')</w:t>
+      </w:r>
+      <w:r>
+        <w:br/>
+      </w:r>
+      <w:r>
+        <w:rPr>
+          <w:i/>
+          <w:iCs/>
+        </w:rPr>
+        <w:t xml:space="preserve">def </w:t>
+      </w:r>
+      <w:r>
+        <w:t>greet():</w:t>
+      </w:r>
+      <w:r>
+        <w:br/>
+        <w:t xml:space="preserve">    </w:t>
+      </w:r>
+      <w:r>
+        <w:rPr>
+          <w:i/>
+          <w:iCs/>
+        </w:rPr>
+        <w:t xml:space="preserve">return </w:t>
+      </w:r>
+      <w:proofErr w:type="spellStart"/>
+      <w:r>
+        <w:t>jsonify</w:t>
+      </w:r>
+      <w:proofErr w:type="spellEnd"/>
+      <w:r>
+        <w:t>(message="Enjoy the sweetness!")</w:t>
+      </w:r>
+      <w:r>
+        <w:br/>
+      </w:r>
+      <w:r>
+        <w:br/>
+        <w:t>@app.route('/api/products')</w:t>
+      </w:r>
+      <w:r>
+        <w:br/>
+      </w:r>
+      <w:r>
+        <w:rPr>
+          <w:i/>
+          <w:iCs/>
+        </w:rPr>
+        <w:t xml:space="preserve">def </w:t>
+      </w:r>
+      <w:proofErr w:type="spellStart"/>
+      <w:r>
+        <w:t>get_products</w:t>
+      </w:r>
+      <w:proofErr w:type="spellEnd"/>
+      <w:r>
+        <w:t>():</w:t>
+      </w:r>
+      <w:r>
+        <w:br/>
+        <w:t xml:space="preserve">    products = </w:t>
+      </w:r>
+      <w:proofErr w:type="spellStart"/>
+      <w:r>
+        <w:t>Product.query.all</w:t>
+      </w:r>
+      <w:proofErr w:type="spellEnd"/>
+      <w:r>
+        <w:t>()</w:t>
+      </w:r>
+      <w:r>
+        <w:br/>
+        <w:t xml:space="preserve">    </w:t>
+      </w:r>
+      <w:r>
+        <w:rPr>
+          <w:i/>
+          <w:iCs/>
+        </w:rPr>
+        <w:t xml:space="preserve">return </w:t>
+      </w:r>
+      <w:proofErr w:type="spellStart"/>
+      <w:r>
+        <w:t>jsonify</w:t>
+      </w:r>
+      <w:proofErr w:type="spellEnd"/>
+      <w:r>
+        <w:t>([</w:t>
+      </w:r>
+      <w:r>
+        <w:br/>
+        <w:t xml:space="preserve">        {</w:t>
+      </w:r>
+      <w:r>
+        <w:br/>
+        <w:t xml:space="preserve">            "id": p.id,</w:t>
+      </w:r>
+      <w:r>
+        <w:br/>
+        <w:t xml:space="preserve">            "name": p.name,</w:t>
+      </w:r>
+      <w:r>
+        <w:br/>
+        <w:t xml:space="preserve">            "description": </w:t>
+      </w:r>
+      <w:proofErr w:type="spellStart"/>
+      <w:r>
+        <w:t>p.description</w:t>
+      </w:r>
+      <w:proofErr w:type="spellEnd"/>
+      <w:r>
+        <w:t>,</w:t>
+      </w:r>
+      <w:r>
+        <w:br/>
+        <w:t xml:space="preserve">            "price": </w:t>
+      </w:r>
+      <w:r>
+        <w:rPr>
+          <w:i/>
+          <w:iCs/>
+        </w:rPr>
+        <w:t>float</w:t>
+      </w:r>
+      <w:r>
+        <w:t>(</w:t>
+      </w:r>
+      <w:proofErr w:type="spellStart"/>
+      <w:r>
+        <w:t>p.price</w:t>
+      </w:r>
+      <w:proofErr w:type="spellEnd"/>
+      <w:r>
+        <w:t>),</w:t>
+      </w:r>
+      <w:r>
+        <w:br/>
+        <w:t xml:space="preserve">            "</w:t>
+      </w:r>
+      <w:proofErr w:type="spellStart"/>
+      <w:r>
+        <w:t>image_url</w:t>
+      </w:r>
+      <w:proofErr w:type="spellEnd"/>
+      <w:r>
+        <w:t xml:space="preserve">": </w:t>
+      </w:r>
+      <w:proofErr w:type="spellStart"/>
+      <w:r>
+        <w:t>p.image_url</w:t>
+      </w:r>
+      <w:proofErr w:type="spellEnd"/>
+      <w:r>
+        <w:t>,</w:t>
+      </w:r>
+      <w:r>
+        <w:br/>
+        <w:t xml:space="preserve">            "</w:t>
+      </w:r>
+      <w:proofErr w:type="spellStart"/>
+      <w:r>
+        <w:t>is_popular</w:t>
+      </w:r>
+      <w:proofErr w:type="spellEnd"/>
+      <w:r>
+        <w:t xml:space="preserve">": </w:t>
+      </w:r>
+      <w:proofErr w:type="spellStart"/>
+      <w:r>
+        <w:t>p.is_popular</w:t>
+      </w:r>
+      <w:proofErr w:type="spellEnd"/>
+      <w:r>
+        <w:br/>
+        <w:t xml:space="preserve">        }</w:t>
+      </w:r>
+      <w:r>
+        <w:br/>
+        <w:t xml:space="preserve">        </w:t>
+      </w:r>
+      <w:r>
+        <w:rPr>
+          <w:i/>
+          <w:iCs/>
+        </w:rPr>
+        <w:t xml:space="preserve">for </w:t>
+      </w:r>
+      <w:r>
+        <w:t xml:space="preserve">p </w:t>
+      </w:r>
+      <w:r>
+        <w:rPr>
+          <w:i/>
+          <w:iCs/>
+        </w:rPr>
+        <w:t xml:space="preserve">in </w:t>
+      </w:r>
+      <w:r>
+        <w:t>products</w:t>
+      </w:r>
+      <w:r>
+        <w:br/>
+        <w:t xml:space="preserve">    ])</w:t>
+      </w:r>
+      <w:r>
+        <w:br/>
+      </w:r>
+      <w:r>
+        <w:rPr>
+          <w:i/>
+          <w:iCs/>
+        </w:rPr>
+        <w:t xml:space="preserve">class </w:t>
+      </w:r>
+      <w:r>
+        <w:t>Order(</w:t>
+      </w:r>
+      <w:proofErr w:type="spellStart"/>
+      <w:r>
+        <w:t>db.Model</w:t>
+      </w:r>
+      <w:proofErr w:type="spellEnd"/>
+      <w:r>
+        <w:t>):</w:t>
+      </w:r>
+      <w:r>
+        <w:br/>
+        <w:t xml:space="preserve">    __</w:t>
+      </w:r>
+      <w:proofErr w:type="spellStart"/>
+      <w:r>
+        <w:t>tablename</w:t>
+      </w:r>
+      <w:proofErr w:type="spellEnd"/>
+      <w:r>
+        <w:t>__ = 'orders'</w:t>
+      </w:r>
+      <w:r>
+        <w:br/>
+      </w:r>
+      <w:r>
+        <w:br/>
+        <w:t xml:space="preserve">    </w:t>
+      </w:r>
+      <w:proofErr w:type="spellStart"/>
+      <w:r>
+        <w:t>order_id</w:t>
+      </w:r>
+      <w:proofErr w:type="spellEnd"/>
+      <w:r>
+        <w:t xml:space="preserve"> = </w:t>
+      </w:r>
+      <w:proofErr w:type="spellStart"/>
+      <w:r>
+        <w:t>db.Column</w:t>
+      </w:r>
+      <w:proofErr w:type="spellEnd"/>
+      <w:r>
+        <w:t>(</w:t>
+      </w:r>
+      <w:proofErr w:type="spellStart"/>
+      <w:r>
+        <w:t>db.Integer</w:t>
+      </w:r>
+      <w:proofErr w:type="spellEnd"/>
+      <w:r>
+        <w:t xml:space="preserve">, </w:t>
+      </w:r>
+      <w:proofErr w:type="spellStart"/>
+      <w:r>
+        <w:t>primary_key</w:t>
+      </w:r>
+      <w:proofErr w:type="spellEnd"/>
+      <w:r>
+        <w:t>=</w:t>
+      </w:r>
+      <w:r>
+        <w:rPr>
+          <w:i/>
+          <w:iCs/>
+        </w:rPr>
+        <w:t>True</w:t>
+      </w:r>
+      <w:r>
+        <w:t>)</w:t>
+      </w:r>
+      <w:r>
+        <w:br/>
+        <w:t xml:space="preserve">    </w:t>
+      </w:r>
+      <w:proofErr w:type="spellStart"/>
+      <w:r>
+        <w:t>user_id</w:t>
+      </w:r>
+      <w:proofErr w:type="spellEnd"/>
+      <w:r>
+        <w:t xml:space="preserve"> = </w:t>
+      </w:r>
+      <w:proofErr w:type="spellStart"/>
+      <w:r>
+        <w:t>db.Column</w:t>
+      </w:r>
+      <w:proofErr w:type="spellEnd"/>
+      <w:r>
+        <w:t>(</w:t>
+      </w:r>
+      <w:proofErr w:type="spellStart"/>
+      <w:r>
+        <w:t>db.Integer</w:t>
+      </w:r>
+      <w:proofErr w:type="spellEnd"/>
+      <w:r>
+        <w:t xml:space="preserve">, </w:t>
+      </w:r>
+      <w:proofErr w:type="spellStart"/>
+      <w:r>
+        <w:t>db.ForeignKey</w:t>
+      </w:r>
+      <w:proofErr w:type="spellEnd"/>
+      <w:r>
+        <w:t>('users.id'), nullable=</w:t>
+      </w:r>
+      <w:r>
+        <w:rPr>
+          <w:i/>
+          <w:iCs/>
+        </w:rPr>
+        <w:t>False</w:t>
+      </w:r>
+      <w:r>
+        <w:t>)</w:t>
+      </w:r>
+      <w:r>
+        <w:br/>
+        <w:t xml:space="preserve">    items = </w:t>
+      </w:r>
+      <w:proofErr w:type="spellStart"/>
+      <w:r>
+        <w:t>db.Column</w:t>
+      </w:r>
+      <w:proofErr w:type="spellEnd"/>
+      <w:r>
+        <w:t>(</w:t>
+      </w:r>
+      <w:proofErr w:type="spellStart"/>
+      <w:r>
+        <w:t>db.Text</w:t>
+      </w:r>
+      <w:proofErr w:type="spellEnd"/>
+      <w:r>
+        <w:t>, nullable=</w:t>
+      </w:r>
+      <w:r>
+        <w:rPr>
+          <w:i/>
+          <w:iCs/>
+        </w:rPr>
+        <w:t>False</w:t>
+      </w:r>
+      <w:r>
+        <w:t>)</w:t>
+      </w:r>
+      <w:r>
+        <w:br/>
+        <w:t xml:space="preserve">    </w:t>
+      </w:r>
+      <w:proofErr w:type="spellStart"/>
+      <w:r>
+        <w:t>total_price</w:t>
+      </w:r>
+      <w:proofErr w:type="spellEnd"/>
+      <w:r>
+        <w:t xml:space="preserve"> = </w:t>
+      </w:r>
+      <w:proofErr w:type="spellStart"/>
+      <w:r>
+        <w:t>db.Column</w:t>
+      </w:r>
+      <w:proofErr w:type="spellEnd"/>
+      <w:r>
+        <w:t>(</w:t>
+      </w:r>
+      <w:proofErr w:type="spellStart"/>
+      <w:r>
+        <w:t>db.Numeric</w:t>
+      </w:r>
+      <w:proofErr w:type="spellEnd"/>
+      <w:r>
+        <w:t>(10, 2), nullable=</w:t>
+      </w:r>
+      <w:r>
+        <w:rPr>
+          <w:i/>
+          <w:iCs/>
+        </w:rPr>
+        <w:t>False</w:t>
+      </w:r>
+      <w:r>
+        <w:t>)</w:t>
+      </w:r>
+      <w:r>
+        <w:br/>
+      </w:r>
+      <w:r>
+        <w:lastRenderedPageBreak/>
+        <w:t xml:space="preserve">    </w:t>
+      </w:r>
+      <w:proofErr w:type="spellStart"/>
+      <w:r>
+        <w:t>created_at</w:t>
+      </w:r>
+      <w:proofErr w:type="spellEnd"/>
+      <w:r>
+        <w:t xml:space="preserve"> = </w:t>
+      </w:r>
+      <w:proofErr w:type="spellStart"/>
+      <w:r>
+        <w:t>db.Column</w:t>
+      </w:r>
+      <w:proofErr w:type="spellEnd"/>
+      <w:r>
+        <w:t>(</w:t>
+      </w:r>
+      <w:proofErr w:type="spellStart"/>
+      <w:r>
+        <w:t>db.DateTime</w:t>
+      </w:r>
+      <w:proofErr w:type="spellEnd"/>
+      <w:r>
+        <w:t xml:space="preserve">, </w:t>
+      </w:r>
+      <w:proofErr w:type="spellStart"/>
+      <w:r>
+        <w:t>server_default</w:t>
+      </w:r>
+      <w:proofErr w:type="spellEnd"/>
+      <w:r>
+        <w:t>=</w:t>
+      </w:r>
+      <w:proofErr w:type="spellStart"/>
+      <w:r>
+        <w:t>db.func.now</w:t>
+      </w:r>
+      <w:proofErr w:type="spellEnd"/>
+      <w:r>
+        <w:t>())</w:t>
+      </w:r>
+      <w:r>
+        <w:br/>
+      </w:r>
+      <w:r>
+        <w:br/>
+      </w:r>
+      <w:r>
+        <w:rPr>
+          <w:i/>
+          <w:iCs/>
+        </w:rPr>
+        <w:t xml:space="preserve">if </w:t>
+      </w:r>
+      <w:r>
+        <w:t>__name__ == '__main__':</w:t>
+      </w:r>
+      <w:r>
+        <w:br/>
+        <w:t xml:space="preserve">    </w:t>
+      </w:r>
+      <w:proofErr w:type="spellStart"/>
+      <w:r>
+        <w:t>app.run</w:t>
+      </w:r>
+      <w:proofErr w:type="spellEnd"/>
+      <w:r>
+        <w:t>(debug=</w:t>
+      </w:r>
+      <w:r>
+        <w:rPr>
+          <w:i/>
+          <w:iCs/>
+        </w:rPr>
+        <w:t>True</w:t>
+      </w:r>
+      <w:r>
+        <w:t>, host='0.0.0.0')</w:t>
+      </w:r>
+    </w:p>
+    <w:p/>
     <w:sectPr>
       <w:pgSz w:w="12240" w:h="15840"/>
       <w:pgMar w:top="1440" w:right="1440" w:bottom="1440" w:left="1440" w:header="720" w:footer="720" w:gutter="0"/>
@@ -774,7 +1686,6 @@
   <w:style w:type="character" w:default="1" w:styleId="DefaultParagraphFont">
     <w:name w:val="Default Paragraph Font"/>
     <w:uiPriority w:val="1"/>
-    <w:semiHidden/>
     <w:unhideWhenUsed/>
   </w:style>
   <w:style w:type="table" w:default="1" w:styleId="TableNormal">
